--- a/рабочая.docx
+++ b/рабочая.docx
@@ -59,8 +59,13 @@
         <w:t xml:space="preserve">2 </w:t>
       </w:r>
       <w:r>
-        <w:t>и т.д</w:t>
-      </w:r>
+        <w:t xml:space="preserve">и </w:t>
+      </w:r>
+      <w:proofErr w:type="spellStart"/>
+      <w:r>
+        <w:t>т.д</w:t>
+      </w:r>
+      <w:proofErr w:type="spellEnd"/>
       <w:r>
         <w:t xml:space="preserve"> </w:t>
       </w:r>
@@ -88,11 +93,16 @@
         </w:rPr>
         <w:t>B</w:t>
       </w:r>
+      <w:proofErr w:type="gramStart"/>
       <w:r>
         <w:t xml:space="preserve">2 </w:t>
       </w:r>
       <w:r>
-        <w:t>) далее подписывать название радиокнопки</w:t>
+        <w:t>)</w:t>
+      </w:r>
+      <w:proofErr w:type="gramEnd"/>
+      <w:r>
+        <w:t xml:space="preserve"> далее подписывать название радиокнопки</w:t>
       </w:r>
       <w:r>
         <w:t xml:space="preserve"> </w:t>
@@ -107,8 +117,13 @@
         </w:numPr>
       </w:pPr>
       <w:r>
-        <w:t>Вложенные радиокнопки сделать в самом конце через чат gpt</w:t>
-      </w:r>
+        <w:t xml:space="preserve">Вложенные радиокнопки сделать в самом конце через чат </w:t>
+      </w:r>
+      <w:proofErr w:type="spellStart"/>
+      <w:r>
+        <w:t>gpt</w:t>
+      </w:r>
+      <w:proofErr w:type="spellEnd"/>
       <w:r>
         <w:t xml:space="preserve"> </w:t>
       </w:r>
@@ -122,7 +137,15 @@
         </w:numPr>
       </w:pPr>
       <w:r>
-        <w:t>На гитхабе создавать отдельные репозитории для каждого блока. Для коридора свой, для ЛК свой</w:t>
+        <w:t xml:space="preserve">На </w:t>
+      </w:r>
+      <w:proofErr w:type="spellStart"/>
+      <w:r>
+        <w:t>гитхабе</w:t>
+      </w:r>
+      <w:proofErr w:type="spellEnd"/>
+      <w:r>
+        <w:t xml:space="preserve"> создавать отдельные репозитории для каждого блока. Для коридора свой, для ЛК свой</w:t>
       </w:r>
     </w:p>
     <w:p>
@@ -134,14 +157,24 @@
         </w:numPr>
       </w:pPr>
       <w:r>
-        <w:t xml:space="preserve">Файл ворд исходный должен в процессе разработки должен быть в папке программы </w:t>
-      </w:r>
+        <w:t xml:space="preserve">Файл </w:t>
+      </w:r>
+      <w:proofErr w:type="spellStart"/>
+      <w:r>
+        <w:t>ворд</w:t>
+      </w:r>
+      <w:proofErr w:type="spellEnd"/>
+      <w:r>
+        <w:t xml:space="preserve"> исходный должен в процессе разработки должен быть в папке программы </w:t>
+      </w:r>
+      <w:proofErr w:type="spellStart"/>
       <w:r>
         <w:rPr>
           <w:lang w:val="en-US"/>
         </w:rPr>
         <w:t>Pycharm</w:t>
       </w:r>
+      <w:proofErr w:type="spellEnd"/>
       <w:r>
         <w:t xml:space="preserve"> для конкретного блока.</w:t>
       </w:r>
@@ -158,7 +191,15 @@
         <w:t>Комплектность папок для работы с программой</w:t>
       </w:r>
       <w:r>
-        <w:t>, который необходимо залить на яндекс диск</w:t>
+        <w:t xml:space="preserve">, который необходимо залить на </w:t>
+      </w:r>
+      <w:proofErr w:type="spellStart"/>
+      <w:r>
+        <w:t>яндекс</w:t>
+      </w:r>
+      <w:proofErr w:type="spellEnd"/>
+      <w:r>
+        <w:t xml:space="preserve"> диск</w:t>
       </w:r>
     </w:p>
     <w:p>
@@ -170,7 +211,15 @@
         </w:numPr>
       </w:pPr>
       <w:r>
-        <w:t>Файл ворд исходный с замечаниями и ограничителями по выбранным пунктам опросника</w:t>
+        <w:t xml:space="preserve">Файл </w:t>
+      </w:r>
+      <w:proofErr w:type="spellStart"/>
+      <w:r>
+        <w:t>ворд</w:t>
+      </w:r>
+      <w:proofErr w:type="spellEnd"/>
+      <w:r>
+        <w:t xml:space="preserve"> исходный с замечаниями и ограничителями по выбранным пунктам опросника</w:t>
       </w:r>
     </w:p>
     <w:p>
@@ -182,7 +231,15 @@
         </w:numPr>
       </w:pPr>
       <w:r>
-        <w:t>Файл ворд готовый для вывода готовых замов</w:t>
+        <w:t xml:space="preserve">Файл </w:t>
+      </w:r>
+      <w:proofErr w:type="spellStart"/>
+      <w:r>
+        <w:t>ворд</w:t>
+      </w:r>
+      <w:proofErr w:type="spellEnd"/>
+      <w:r>
+        <w:t xml:space="preserve"> готовый для вывода готовых замов</w:t>
       </w:r>
     </w:p>
     <w:p>
@@ -193,8 +250,13 @@
           <w:numId w:val="2"/>
         </w:numPr>
       </w:pPr>
-      <w:r>
-        <w:t>Двг файл с замами по блоку</w:t>
+      <w:proofErr w:type="spellStart"/>
+      <w:r>
+        <w:t>Двг</w:t>
+      </w:r>
+      <w:proofErr w:type="spellEnd"/>
+      <w:r>
+        <w:t xml:space="preserve"> файл с замами по блоку</w:t>
       </w:r>
     </w:p>
     <w:p>
@@ -225,12 +287,108 @@
           <w:ilvl w:val="0"/>
           <w:numId w:val="1"/>
         </w:numPr>
-      </w:pPr>
-      <w:r>
-        <w:t>Сделать в шаблоне вычищаем дурь отдельно в облаке все замечания по ДУ, которые сформирую в результате создания приложения</w:t>
-      </w:r>
+        <w:rPr>
+          <w:highlight w:val="yellow"/>
+        </w:rPr>
+      </w:pPr>
+      <w:r>
+        <w:rPr>
+          <w:highlight w:val="yellow"/>
+        </w:rPr>
+        <w:t>Сначала все замы по ДУ, затем по подпору</w:t>
+      </w:r>
+    </w:p>
+    <w:p>
+      <w:pPr>
+        <w:pStyle w:val="a7"/>
+        <w:numPr>
+          <w:ilvl w:val="0"/>
+          <w:numId w:val="1"/>
+        </w:numPr>
+        <w:rPr>
+          <w:highlight w:val="yellow"/>
+        </w:rPr>
+      </w:pPr>
+      <w:r>
+        <w:rPr>
+          <w:highlight w:val="yellow"/>
+        </w:rPr>
+        <w:t>Сделать отдельные замы по замам из ос, например подпор в тамбур перед лифтом в подвале, подпор по п.4.18 возле лестницы</w:t>
+      </w:r>
+    </w:p>
+    <w:p>
+      <w:pPr>
+        <w:pStyle w:val="a7"/>
+        <w:numPr>
+          <w:ilvl w:val="0"/>
+          <w:numId w:val="1"/>
+        </w:numPr>
+        <w:rPr>
+          <w:highlight w:val="yellow"/>
+        </w:rPr>
+      </w:pPr>
+      <w:r>
+        <w:rPr>
+          <w:highlight w:val="yellow"/>
+        </w:rPr>
+        <w:t>Проверить все замы</w:t>
+      </w:r>
+      <w:r>
+        <w:rPr>
+          <w:highlight w:val="yellow"/>
+        </w:rPr>
+        <w:t xml:space="preserve"> по СП7, которые есть</w:t>
+      </w:r>
+      <w:r>
+        <w:rPr>
+          <w:highlight w:val="yellow"/>
+        </w:rPr>
+        <w:t xml:space="preserve"> в шаблоне дурь, проверить вс</w:t>
+      </w:r>
+      <w:r>
+        <w:rPr>
+          <w:highlight w:val="yellow"/>
+        </w:rPr>
+        <w:t xml:space="preserve">ё ли учтено в том, что добавил в приложении </w:t>
+      </w:r>
+    </w:p>
+    <w:p>
+      <w:pPr>
+        <w:pStyle w:val="a7"/>
+        <w:numPr>
+          <w:ilvl w:val="0"/>
+          <w:numId w:val="1"/>
+        </w:numPr>
+        <w:rPr>
+          <w:highlight w:val="yellow"/>
+        </w:rPr>
+      </w:pPr>
+      <w:r>
+        <w:rPr>
+          <w:highlight w:val="yellow"/>
+        </w:rPr>
+        <w:t>Прочитать п.7.2, 7.3, 7.14 все ли требования и отступления учтены</w:t>
+      </w:r>
+    </w:p>
+    <w:p>
+      <w:pPr>
+        <w:pStyle w:val="a7"/>
+        <w:numPr>
+          <w:ilvl w:val="0"/>
+          <w:numId w:val="1"/>
+        </w:numPr>
+        <w:rPr>
+          <w:highlight w:val="yellow"/>
+        </w:rPr>
+      </w:pPr>
       <w:bookmarkStart w:id="0" w:name="_GoBack"/>
       <w:bookmarkEnd w:id="0"/>
+      <w:r>
+        <w:rPr>
+          <w:highlight w:val="yellow"/>
+        </w:rPr>
+        <w:t>Сделать в шаблоне вычищаем дурь отдельно в облаке все замечания по ДУ, которые сформирую в результате создания приложения</w:t>
+      </w:r>
     </w:p>
     <w:p>
       <w:pPr>
